--- a/05a-design-dramatic/yourgame.docx
+++ b/05a-design-dramatic/yourgame.docx
@@ -223,7 +223,41 @@
           <w:sz w:val="21"/>
           <w:rtl/>
         </w:rPr>
-        <w:t xml:space="preserve">  המטרה היא לוודא שבחרתם משחק שיש בו אפשרות להגיע לרמה מספיק גבוהה של תיכנות.</w:t>
+        <w:t xml:space="preserve">  המטרה היא לוודא שבחרתם משחק</w:t>
+      </w:r>
+      <w:r>
+        <w:rPr>
+          <w:rFonts w:ascii="David" w:eastAsia="Monospace" w:hAnsi="David" w:cs="David" w:hint="cs"/>
+          <w:sz w:val="21"/>
+          <w:rtl/>
+        </w:rPr>
+        <w:t xml:space="preserve"> </w:t>
+      </w:r>
+      <w:r>
+        <w:rPr>
+          <w:rFonts w:ascii="David" w:eastAsia="Monospace" w:hAnsi="David" w:cs="David" w:hint="cs"/>
+          <w:b/>
+          <w:bCs/>
+          <w:sz w:val="21"/>
+          <w:rtl/>
+        </w:rPr>
+        <w:t>מקורי</w:t>
+      </w:r>
+      <w:r>
+        <w:rPr>
+          <w:rFonts w:ascii="David" w:eastAsia="Monospace" w:hAnsi="David" w:cs="David" w:hint="cs"/>
+          <w:sz w:val="21"/>
+          <w:rtl/>
+        </w:rPr>
+        <w:t xml:space="preserve"> (לא שיבוט של משחק קיים), </w:t>
+      </w:r>
+      <w:r>
+        <w:rPr>
+          <w:rFonts w:ascii="David" w:eastAsia="Monospace" w:hAnsi="David" w:cs="David" w:hint="cs"/>
+          <w:sz w:val="21"/>
+          <w:rtl/>
+        </w:rPr>
+        <w:t>שיש בו אפשרות להגיע לרמה מספיק גבוהה של תיכנות.</w:t>
       </w:r>
     </w:p>
     <w:p>
@@ -359,8 +393,6 @@
       <w:r>
         <w:rPr>
           <w:rFonts w:ascii="David" w:hAnsi="David" w:cs="David" w:hint="cs"/>
-          <w:b/>
-          <w:bCs/>
           <w:color w:val="00B050"/>
           <w:rtl/>
         </w:rPr>
@@ -369,8 +401,6 @@
       <w:r>
         <w:rPr>
           <w:rFonts w:ascii="David" w:hAnsi="David" w:cs="David" w:hint="cs"/>
-          <w:b/>
-          <w:bCs/>
           <w:color w:val="00B050"/>
           <w:rtl/>
         </w:rPr>
